--- a/RT/РТ (УП11) пара 7 ст Ермилов Д.Е..docx
+++ b/RT/РТ (УП11) пара 7 ст Ермилов Д.Е..docx
@@ -86,7 +86,7 @@
           <w:color w:val="0F1115"/>
           <w:lang w:eastAsia="ru-RU"/>
         </w:rPr>
-        <w:t> 09.02.07 Информационные системы и программирование</w:t>
+        <w:t xml:space="preserve"> 09.02.07 Информационные системы и программирование</w:t>
       </w:r>
       <w:r>
         <w:rPr>
@@ -112,7 +112,7 @@
           <w:color w:val="0F1115"/>
           <w:lang w:eastAsia="ru-RU"/>
         </w:rPr>
-        <w:t> «Нормализация до 3НФ. Устранение транзитивных зависимостей»</w:t>
+        <w:t xml:space="preserve"> «Нормализация до 3НФ. Устранение транзитивных зависимостей»</w:t>
       </w:r>
       <w:r>
         <w:rPr>
@@ -138,7 +138,7 @@
           <w:color w:val="0F1115"/>
           <w:lang w:eastAsia="ru-RU"/>
         </w:rPr>
-        <w:t> 90 минут</w:t>
+        <w:t xml:space="preserve"> 90 минут</w:t>
       </w:r>
       <w:r>
         <w:rPr>
@@ -164,7 +164,7 @@
           <w:color w:val="0F1115"/>
           <w:lang w:eastAsia="ru-RU"/>
         </w:rPr>
-        <w:t> 14.10.2026</w:t>
+        <w:t xml:space="preserve"> 14.10.2026</w:t>
       </w:r>
       <w:r>
         <w:rPr>
@@ -216,7 +216,7 @@
           <w:color w:val="0F1115"/>
           <w:lang w:eastAsia="ru-RU"/>
         </w:rPr>
-        <w:t> ЗИП-1-24</w:t>
+        <w:t xml:space="preserve"> 3ИП-1-24</w:t>
       </w:r>
     </w:p>
     <w:p>
@@ -917,7 +917,7 @@
                 <w:szCs w:val="23"/>
                 <w:lang w:val="en-US" w:eastAsia="ru-RU"/>
               </w:rPr>
-              <w:t>, </w:t>
+              <w:t xml:space="preserve">, </w:t>
             </w:r>
             <w:hyperlink r:id="rId5" w:tgtFrame="_blank" w:history="1">
               <w:r>
@@ -1096,7 +1096,6 @@
           <w:color w:val="0F1115"/>
           <w:lang w:eastAsia="ru-RU"/>
         </w:rPr>
-        <w:lastRenderedPageBreak/>
         <w:t>Приводить таблицы к 3НФ (устранение транзитивных зависимостей);</w:t>
       </w:r>
     </w:p>
@@ -1159,9 +1158,6 @@
           <w:rFonts w:ascii="Times New Roman" w:eastAsia="Times New Roman" w:hAnsi="Times New Roman" w:cs="Times New Roman"/>
           <w:lang w:eastAsia="ru-RU"/>
         </w:rPr>
-        <w:pict w14:anchorId="7244C9C2">
-          <v:rect id="_x0000_i1025" style="width:0;height:.75pt" o:hralign="center" o:hrstd="t" o:hr="t" fillcolor="#a0a0a0" stroked="f"/>
-        </w:pict>
       </w:r>
     </w:p>
     <w:p>
@@ -1258,7 +1254,7 @@
           <w:color w:val="0F1115"/>
           <w:lang w:eastAsia="ru-RU"/>
         </w:rPr>
-        <w:t> — это процесс разделения больших таблиц на несколько маленьких связанных таблиц для устранения избыточности и аномалий.</w:t>
+        <w:t xml:space="preserve"> — это процесс разделения больших таблиц на несколько маленьких связанных таблиц для устранения избыточности и аномалий.</w:t>
       </w:r>
     </w:p>
     <w:p>
@@ -1287,7 +1283,7 @@
           <w:color w:val="0F1115"/>
           <w:lang w:eastAsia="ru-RU"/>
         </w:rPr>
-        <w:t> Представьте шкаф с вещами. Если всё свалено в одну кучу — сложно найти нужное. Если разложено по полкам и подписано — легко. Нормализация — это «раскладывание по полкам» в базе данных.</w:t>
+        <w:t xml:space="preserve"> Представьте шкаф с вещами. Если всё свалено в одну кучу — сложно найти нужное. Если разложено по полкам и подписано — легко. Нормализация — это «раскладывание по полкам» в базе данных.</w:t>
       </w:r>
     </w:p>
     <w:p>
@@ -1334,7 +1330,7 @@
           <w:color w:val="0F1115"/>
           <w:lang w:eastAsia="ru-RU"/>
         </w:rPr>
-        <w:t>Без нормализации возникают </w:t>
+        <w:t xml:space="preserve">Без нормализации возникают </w:t>
       </w:r>
       <w:r>
         <w:rPr>
@@ -2382,7 +2378,6 @@
                 <w:szCs w:val="23"/>
                 <w:lang w:eastAsia="ru-RU"/>
               </w:rPr>
-              <w:lastRenderedPageBreak/>
               <w:t>3</w:t>
             </w:r>
           </w:p>
@@ -2529,7 +2524,7 @@
           <w:color w:val="0F1115"/>
           <w:lang w:eastAsia="ru-RU"/>
         </w:rPr>
-        <w:t>Телефон «123-45-67» повторяется 3 раза — </w:t>
+        <w:t xml:space="preserve">Телефон «123-45-67» повторяется 3 раза — </w:t>
       </w:r>
       <w:r>
         <w:rPr>
@@ -2570,7 +2565,7 @@
           <w:color w:val="0F1115"/>
           <w:lang w:eastAsia="ru-RU"/>
         </w:rPr>
-        <w:t>Если Сидорова сменит телефон, надо обновить 3 строки — </w:t>
+        <w:t xml:space="preserve">Если Сидорова сменит телефон, надо обновить 3 строки — </w:t>
       </w:r>
       <w:r>
         <w:rPr>
@@ -2611,7 +2606,7 @@
           <w:color w:val="0F1115"/>
           <w:lang w:eastAsia="ru-RU"/>
         </w:rPr>
-        <w:t>Если удалить все заказы Сидоровой, потеряем её телефон — </w:t>
+        <w:t xml:space="preserve">Если удалить все заказы Сидоровой, потеряем её телефон — </w:t>
       </w:r>
       <w:r>
         <w:rPr>
@@ -2686,7 +2681,7 @@
           <w:color w:val="0F1115"/>
           <w:lang w:eastAsia="ru-RU"/>
         </w:rPr>
-        <w:t> Все значения в каждом поле должны быть </w:t>
+        <w:t xml:space="preserve"> Все значения в каждом поле должны быть </w:t>
       </w:r>
       <w:r>
         <w:rPr>
@@ -2704,7 +2699,7 @@
           <w:color w:val="0F1115"/>
           <w:lang w:eastAsia="ru-RU"/>
         </w:rPr>
-        <w:t> (неделимыми). В одной ячейке — одно значение.</w:t>
+        <w:t xml:space="preserve"> (неделимыми). В одной ячейке — одно значение.</w:t>
       </w:r>
     </w:p>
     <w:p>
@@ -2733,7 +2728,7 @@
           <w:color w:val="0F1115"/>
           <w:lang w:eastAsia="ru-RU"/>
         </w:rPr>
-        <w:t> Это значит, что значение нельзя разделить на более мелкие части.</w:t>
+        <w:t xml:space="preserve"> Это значит, что значение нельзя разделить на более мелкие части.</w:t>
       </w:r>
     </w:p>
     <w:p>
@@ -3125,7 +3120,7 @@
           <w:color w:val="0F1115"/>
           <w:lang w:eastAsia="ru-RU"/>
         </w:rPr>
-        <w:t> В поле </w:t>
+        <w:t xml:space="preserve"> В поле </w:t>
       </w:r>
       <w:r>
         <w:rPr>
@@ -3144,7 +3139,7 @@
           <w:color w:val="0F1115"/>
           <w:lang w:eastAsia="ru-RU"/>
         </w:rPr>
-        <w:t> — два телефона через запятую. Это не атомарное значение.</w:t>
+        <w:t xml:space="preserve"> — два телефона через запятую. Это не атомарное значение.</w:t>
       </w:r>
     </w:p>
     <w:p>
@@ -3637,7 +3632,7 @@
           <w:color w:val="0F1115"/>
           <w:lang w:eastAsia="ru-RU"/>
         </w:rPr>
-        <w:t> Каждый телефон — в отдельной строке. Теперь значение атомарное.</w:t>
+        <w:t xml:space="preserve"> Каждый телефон — в отдельной строке. Теперь значение атомарное.</w:t>
       </w:r>
     </w:p>
     <w:p>
@@ -3658,7 +3653,6 @@
           <w:color w:val="0F1115"/>
           <w:lang w:eastAsia="ru-RU"/>
         </w:rPr>
-        <w:lastRenderedPageBreak/>
         <w:t>Ещё примеры:</w:t>
       </w:r>
     </w:p>
@@ -4031,7 +4025,7 @@
           <w:color w:val="0F1115"/>
           <w:lang w:eastAsia="ru-RU"/>
         </w:rPr>
-        <w:t> Таблица должна быть в 1НФ, и </w:t>
+        <w:t xml:space="preserve"> Таблица должна быть в 1НФ, и </w:t>
       </w:r>
       <w:r>
         <w:rPr>
@@ -4078,7 +4072,7 @@
           <w:color w:val="0F1115"/>
           <w:lang w:eastAsia="ru-RU"/>
         </w:rPr>
-        <w:t> Это ключ из двух и более полей. Например, в таблице заказов ключ может быть </w:t>
+        <w:t xml:space="preserve"> Это ключ из двух и более полей. Например, в таблице заказов ключ может быть </w:t>
       </w:r>
       <w:r>
         <w:rPr>
@@ -4126,7 +4120,7 @@
           <w:color w:val="0F1115"/>
           <w:lang w:eastAsia="ru-RU"/>
         </w:rPr>
-        <w:t> Когда атрибут зависит только от части составного ключа.</w:t>
+        <w:t xml:space="preserve"> Когда атрибут зависит только от части составного ключа.</w:t>
       </w:r>
     </w:p>
     <w:p>
@@ -4755,7 +4749,7 @@
           <w:color w:val="0F1115"/>
           <w:lang w:eastAsia="ru-RU"/>
         </w:rPr>
-        <w:t> Первичный ключ — </w:t>
+        <w:t xml:space="preserve"> Первичный ключ — </w:t>
       </w:r>
       <w:r>
         <w:rPr>
@@ -4774,7 +4768,7 @@
           <w:color w:val="0F1115"/>
           <w:lang w:eastAsia="ru-RU"/>
         </w:rPr>
-        <w:t>. Но </w:t>
+        <w:t xml:space="preserve">. Но </w:t>
       </w:r>
       <w:r>
         <w:rPr>
@@ -4793,7 +4787,7 @@
           <w:color w:val="0F1115"/>
           <w:lang w:eastAsia="ru-RU"/>
         </w:rPr>
-        <w:t> зависит только от </w:t>
+        <w:t xml:space="preserve"> зависит только от </w:t>
       </w:r>
       <w:r>
         <w:rPr>
@@ -4812,7 +4806,7 @@
           <w:color w:val="0F1115"/>
           <w:lang w:eastAsia="ru-RU"/>
         </w:rPr>
-        <w:t>, а не от всего ключа. Это </w:t>
+        <w:t xml:space="preserve">, а не от всего ключа. Это </w:t>
       </w:r>
       <w:r>
         <w:rPr>
@@ -4882,7 +4876,7 @@
           <w:color w:val="0F1115"/>
           <w:lang w:eastAsia="ru-RU"/>
         </w:rPr>
-        <w:t>Таблица </w:t>
+        <w:t xml:space="preserve">Таблица </w:t>
       </w:r>
       <w:r>
         <w:rPr>
@@ -5096,7 +5090,6 @@
                 <w:szCs w:val="23"/>
                 <w:lang w:eastAsia="ru-RU"/>
               </w:rPr>
-              <w:lastRenderedPageBreak/>
               <w:t>2</w:t>
             </w:r>
           </w:p>
@@ -5154,7 +5147,7 @@
           <w:color w:val="0F1115"/>
           <w:lang w:eastAsia="ru-RU"/>
         </w:rPr>
-        <w:t>Таблица </w:t>
+        <w:t xml:space="preserve">Таблица </w:t>
       </w:r>
       <w:r>
         <w:rPr>
@@ -5629,7 +5622,7 @@
           <w:color w:val="0F1115"/>
           <w:lang w:eastAsia="ru-RU"/>
         </w:rPr>
-        <w:t>Таблица </w:t>
+        <w:t xml:space="preserve">Таблица </w:t>
       </w:r>
       <w:r>
         <w:rPr>
@@ -5908,7 +5901,7 @@
           <w:color w:val="0F1115"/>
           <w:lang w:eastAsia="ru-RU"/>
         </w:rPr>
-        <w:t> </w:t>
+        <w:t xml:space="preserve"> </w:t>
       </w:r>
       <w:r>
         <w:rPr>
@@ -5927,7 +5920,7 @@
           <w:color w:val="0F1115"/>
           <w:lang w:eastAsia="ru-RU"/>
         </w:rPr>
-        <w:t> вынесли в отдельную таблицу </w:t>
+        <w:t xml:space="preserve"> вынесли в отдельную таблицу </w:t>
       </w:r>
       <w:r>
         <w:rPr>
@@ -5946,7 +5939,7 @@
           <w:color w:val="0F1115"/>
           <w:lang w:eastAsia="ru-RU"/>
         </w:rPr>
-        <w:t>. Теперь </w:t>
+        <w:t xml:space="preserve">. Теперь </w:t>
       </w:r>
       <w:r>
         <w:rPr>
@@ -5965,7 +5958,7 @@
           <w:color w:val="0F1115"/>
           <w:lang w:eastAsia="ru-RU"/>
         </w:rPr>
-        <w:t> зависит от </w:t>
+        <w:t xml:space="preserve"> зависит от </w:t>
       </w:r>
       <w:r>
         <w:rPr>
@@ -6041,7 +6034,7 @@
           <w:color w:val="0F1115"/>
           <w:lang w:eastAsia="ru-RU"/>
         </w:rPr>
-        <w:t> Таблица должна быть в 2НФ, и </w:t>
+        <w:t xml:space="preserve"> Таблица должна быть в 2НФ, и </w:t>
       </w:r>
       <w:r>
         <w:rPr>
@@ -6059,7 +6052,7 @@
           <w:color w:val="0F1115"/>
           <w:lang w:eastAsia="ru-RU"/>
         </w:rPr>
-        <w:t> (нет транзитивных зависимостей).</w:t>
+        <w:t xml:space="preserve"> (нет транзитивных зависимостей).</w:t>
       </w:r>
     </w:p>
     <w:p>
@@ -6088,7 +6081,7 @@
           <w:color w:val="0F1115"/>
           <w:lang w:eastAsia="ru-RU"/>
         </w:rPr>
-        <w:t> Это когда неключевой атрибут зависит от другого неключевого атрибута.</w:t>
+        <w:t xml:space="preserve"> Это когда неключевой атрибут зависит от другого неключевого атрибута.</w:t>
       </w:r>
     </w:p>
     <w:p>
@@ -6586,7 +6579,6 @@
                 <w:szCs w:val="23"/>
                 <w:lang w:eastAsia="ru-RU"/>
               </w:rPr>
-              <w:lastRenderedPageBreak/>
               <w:t>3</w:t>
             </w:r>
           </w:p>
@@ -6718,7 +6710,7 @@
           <w:color w:val="0F1115"/>
           <w:lang w:eastAsia="ru-RU"/>
         </w:rPr>
-        <w:t> </w:t>
+        <w:t xml:space="preserve"> </w:t>
       </w:r>
       <w:r>
         <w:rPr>
@@ -6737,7 +6729,7 @@
           <w:color w:val="0F1115"/>
           <w:lang w:eastAsia="ru-RU"/>
         </w:rPr>
-        <w:t> зависит от </w:t>
+        <w:t xml:space="preserve"> зависит от </w:t>
       </w:r>
       <w:r>
         <w:rPr>
@@ -6756,7 +6748,7 @@
           <w:color w:val="0F1115"/>
           <w:lang w:eastAsia="ru-RU"/>
         </w:rPr>
-        <w:t>, а не от </w:t>
+        <w:t xml:space="preserve">, а не от </w:t>
       </w:r>
       <w:r>
         <w:rPr>
@@ -6775,7 +6767,7 @@
           <w:color w:val="0F1115"/>
           <w:lang w:eastAsia="ru-RU"/>
         </w:rPr>
-        <w:t>. Это </w:t>
+        <w:t xml:space="preserve">. Это </w:t>
       </w:r>
       <w:r>
         <w:rPr>
@@ -6793,7 +6785,7 @@
           <w:color w:val="0F1115"/>
           <w:lang w:eastAsia="ru-RU"/>
         </w:rPr>
-        <w:t>: </w:t>
+        <w:t xml:space="preserve">: </w:t>
       </w:r>
       <w:r>
         <w:rPr>
@@ -6864,7 +6856,7 @@
           <w:color w:val="0F1115"/>
           <w:lang w:eastAsia="ru-RU"/>
         </w:rPr>
-        <w:t>Таблица </w:t>
+        <w:t xml:space="preserve">Таблица </w:t>
       </w:r>
       <w:r>
         <w:rPr>
@@ -7339,7 +7331,7 @@
           <w:color w:val="0F1115"/>
           <w:lang w:eastAsia="ru-RU"/>
         </w:rPr>
-        <w:t>Таблица </w:t>
+        <w:t xml:space="preserve">Таблица </w:t>
       </w:r>
       <w:r>
         <w:rPr>
@@ -7686,7 +7678,7 @@
           <w:color w:val="0F1115"/>
           <w:lang w:eastAsia="ru-RU"/>
         </w:rPr>
-        <w:t> </w:t>
+        <w:t xml:space="preserve"> </w:t>
       </w:r>
       <w:r>
         <w:rPr>
@@ -7705,7 +7697,7 @@
           <w:color w:val="0F1115"/>
           <w:lang w:eastAsia="ru-RU"/>
         </w:rPr>
-        <w:t> вынесли в отдельную таблицу </w:t>
+        <w:t xml:space="preserve"> вынесли в отдельную таблицу </w:t>
       </w:r>
       <w:r>
         <w:rPr>
@@ -7724,7 +7716,7 @@
           <w:color w:val="0F1115"/>
           <w:lang w:eastAsia="ru-RU"/>
         </w:rPr>
-        <w:t>. Теперь </w:t>
+        <w:t xml:space="preserve">. Теперь </w:t>
       </w:r>
       <w:r>
         <w:rPr>
@@ -7743,7 +7735,7 @@
           <w:color w:val="0F1115"/>
           <w:lang w:eastAsia="ru-RU"/>
         </w:rPr>
-        <w:t> зависит от </w:t>
+        <w:t xml:space="preserve"> зависит от </w:t>
       </w:r>
       <w:r>
         <w:rPr>
@@ -7762,7 +7754,7 @@
           <w:color w:val="0F1115"/>
           <w:lang w:eastAsia="ru-RU"/>
         </w:rPr>
-        <w:t>, а не от </w:t>
+        <w:t xml:space="preserve">, а не от </w:t>
       </w:r>
       <w:r>
         <w:rPr>
@@ -8392,7 +8384,6 @@
           <w:color w:val="0F1115"/>
           <w:lang w:eastAsia="ru-RU"/>
         </w:rPr>
-        <w:lastRenderedPageBreak/>
         <w:t>Что не так?</w:t>
       </w:r>
       <w:r>
@@ -8401,7 +8392,7 @@
           <w:color w:val="0F1115"/>
           <w:lang w:eastAsia="ru-RU"/>
         </w:rPr>
-        <w:t> </w:t>
+        <w:t xml:space="preserve"> </w:t>
       </w:r>
       <w:r>
         <w:rPr>
@@ -8420,7 +8411,7 @@
           <w:color w:val="0F1115"/>
           <w:lang w:eastAsia="ru-RU"/>
         </w:rPr>
-        <w:t> зависит от </w:t>
+        <w:t xml:space="preserve"> зависит от </w:t>
       </w:r>
       <w:r>
         <w:rPr>
@@ -8439,7 +8430,7 @@
           <w:color w:val="0F1115"/>
           <w:lang w:eastAsia="ru-RU"/>
         </w:rPr>
-        <w:t>, а не от </w:t>
+        <w:t xml:space="preserve">, а не от </w:t>
       </w:r>
       <w:r>
         <w:rPr>
@@ -8458,7 +8449,7 @@
           <w:color w:val="0F1115"/>
           <w:lang w:eastAsia="ru-RU"/>
         </w:rPr>
-        <w:t>. Транзитивная зависимость: </w:t>
+        <w:t xml:space="preserve">. Транзитивная зависимость: </w:t>
       </w:r>
       <w:r>
         <w:rPr>
@@ -8529,7 +8520,7 @@
           <w:color w:val="0F1115"/>
           <w:lang w:eastAsia="ru-RU"/>
         </w:rPr>
-        <w:t>Таблица </w:t>
+        <w:t xml:space="preserve">Таблица </w:t>
       </w:r>
       <w:r>
         <w:rPr>
@@ -9004,7 +8995,7 @@
           <w:color w:val="0F1115"/>
           <w:lang w:eastAsia="ru-RU"/>
         </w:rPr>
-        <w:t>Таблица </w:t>
+        <w:t xml:space="preserve">Таблица </w:t>
       </w:r>
       <w:r>
         <w:rPr>
@@ -9831,7 +9822,7 @@
                 <w:szCs w:val="23"/>
                 <w:lang w:eastAsia="ru-RU"/>
               </w:rPr>
-              <w:t> зависит от части ключа</w:t>
+              <w:t xml:space="preserve"> зависит от части ключа</w:t>
             </w:r>
           </w:p>
         </w:tc>
@@ -9977,7 +9968,7 @@
                 <w:szCs w:val="23"/>
                 <w:lang w:val="en-US" w:eastAsia="ru-RU"/>
               </w:rPr>
-              <w:t> </w:t>
+              <w:t xml:space="preserve"> </w:t>
             </w:r>
             <w:r>
               <w:rPr>
@@ -10013,7 +10004,7 @@
                 <w:szCs w:val="23"/>
                 <w:lang w:val="en-US" w:eastAsia="ru-RU"/>
               </w:rPr>
-              <w:t> </w:t>
+              <w:t xml:space="preserve"> </w:t>
             </w:r>
             <w:r>
               <w:rPr>
@@ -10130,7 +10121,6 @@
                 <w:szCs w:val="23"/>
                 <w:lang w:eastAsia="ru-RU"/>
               </w:rPr>
-              <w:lastRenderedPageBreak/>
               <w:t>№</w:t>
             </w:r>
           </w:p>
@@ -10304,7 +10294,7 @@
                 <w:szCs w:val="23"/>
                 <w:lang w:eastAsia="ru-RU"/>
               </w:rPr>
-              <w:t>Например, </w:t>
+              <w:t xml:space="preserve">Например, </w:t>
             </w:r>
             <w:r>
               <w:rPr>
@@ -10424,7 +10414,7 @@
                 <w:szCs w:val="23"/>
                 <w:lang w:val="en-US" w:eastAsia="ru-RU"/>
               </w:rPr>
-              <w:t>, </w:t>
+              <w:t xml:space="preserve">, </w:t>
             </w:r>
             <w:r>
               <w:rPr>
@@ -10443,7 +10433,7 @@
                 <w:szCs w:val="23"/>
                 <w:lang w:val="en-US" w:eastAsia="ru-RU"/>
               </w:rPr>
-              <w:t>, </w:t>
+              <w:t xml:space="preserve">, </w:t>
             </w:r>
             <w:r>
               <w:rPr>
@@ -10564,7 +10554,7 @@
                 <w:szCs w:val="23"/>
                 <w:lang w:val="en-US" w:eastAsia="ru-RU"/>
               </w:rPr>
-              <w:t> </w:t>
+              <w:t xml:space="preserve"> </w:t>
             </w:r>
             <w:r>
               <w:rPr>
@@ -10600,7 +10590,7 @@
                 <w:szCs w:val="23"/>
                 <w:lang w:val="en-US" w:eastAsia="ru-RU"/>
               </w:rPr>
-              <w:t> </w:t>
+              <w:t xml:space="preserve"> </w:t>
             </w:r>
             <w:r>
               <w:rPr>
@@ -10765,7 +10755,7 @@
           <w:color w:val="0F1115"/>
           <w:lang w:eastAsia="ru-RU"/>
         </w:rPr>
-        <w:t>Таблица </w:t>
+        <w:t xml:space="preserve">Таблица </w:t>
       </w:r>
       <w:r>
         <w:rPr>
@@ -11008,7 +10998,7 @@
           <w:color w:val="0F1115"/>
           <w:lang w:eastAsia="ru-RU"/>
         </w:rPr>
-        <w:t> (прямая)</w:t>
+        <w:t xml:space="preserve"> (прямая)</w:t>
       </w:r>
     </w:p>
     <w:p>
@@ -11042,7 +11032,7 @@
           <w:color w:val="0F1115"/>
           <w:lang w:eastAsia="ru-RU"/>
         </w:rPr>
-        <w:t> (прямая)</w:t>
+        <w:t xml:space="preserve"> (прямая)</w:t>
       </w:r>
     </w:p>
     <w:p>
@@ -11076,7 +11066,7 @@
           <w:color w:val="0F1115"/>
           <w:lang w:val="en-US" w:eastAsia="ru-RU"/>
         </w:rPr>
-        <w:t> (</w:t>
+        <w:t xml:space="preserve"> (</w:t>
       </w:r>
       <w:r>
         <w:rPr>
@@ -11108,7 +11098,7 @@
           <w:color w:val="0F1115"/>
           <w:lang w:val="en-US" w:eastAsia="ru-RU"/>
         </w:rPr>
-        <w:t> </w:t>
+        <w:t xml:space="preserve"> </w:t>
       </w:r>
       <w:r>
         <w:rPr>
@@ -11156,7 +11146,7 @@
           <w:color w:val="0F1115"/>
           <w:lang w:eastAsia="ru-RU"/>
         </w:rPr>
-        <w:t> вынести </w:t>
+        <w:t xml:space="preserve"> вынести </w:t>
       </w:r>
       <w:r>
         <w:rPr>
@@ -11175,7 +11165,7 @@
           <w:color w:val="0F1115"/>
           <w:lang w:eastAsia="ru-RU"/>
         </w:rPr>
-        <w:t> и </w:t>
+        <w:t xml:space="preserve"> и </w:t>
       </w:r>
       <w:r>
         <w:rPr>
@@ -11194,7 +11184,7 @@
           <w:color w:val="0F1115"/>
           <w:lang w:eastAsia="ru-RU"/>
         </w:rPr>
-        <w:t> в отдельную таблицу </w:t>
+        <w:t xml:space="preserve"> в отдельную таблицу </w:t>
       </w:r>
       <w:r>
         <w:rPr>
@@ -12347,7 +12337,6 @@
                 <w:szCs w:val="23"/>
                 <w:lang w:eastAsia="ru-RU"/>
               </w:rPr>
-              <w:lastRenderedPageBreak/>
               <w:t>2</w:t>
             </w:r>
           </w:p>
@@ -12728,7 +12717,7 @@
           <w:color w:val="0F1115"/>
           <w:lang w:eastAsia="ru-RU"/>
         </w:rPr>
-        <w:t>Первичный ключ — </w:t>
+        <w:t xml:space="preserve">Первичный ключ — </w:t>
       </w:r>
       <w:r>
         <w:rPr>
@@ -12747,7 +12736,7 @@
           <w:color w:val="0F1115"/>
           <w:lang w:eastAsia="ru-RU"/>
         </w:rPr>
-        <w:t>. Но </w:t>
+        <w:t xml:space="preserve">. Но </w:t>
       </w:r>
       <w:r>
         <w:rPr>
@@ -12766,7 +12755,7 @@
           <w:color w:val="0F1115"/>
           <w:lang w:eastAsia="ru-RU"/>
         </w:rPr>
-        <w:t>, </w:t>
+        <w:t xml:space="preserve">, </w:t>
       </w:r>
       <w:r>
         <w:rPr>
@@ -12785,7 +12774,7 @@
           <w:color w:val="0F1115"/>
           <w:lang w:eastAsia="ru-RU"/>
         </w:rPr>
-        <w:t>, </w:t>
+        <w:t xml:space="preserve">, </w:t>
       </w:r>
       <w:r>
         <w:rPr>
@@ -12804,7 +12793,7 @@
           <w:color w:val="0F1115"/>
           <w:lang w:eastAsia="ru-RU"/>
         </w:rPr>
-        <w:t> зависят только от </w:t>
+        <w:t xml:space="preserve"> зависят только от </w:t>
       </w:r>
       <w:r>
         <w:rPr>
@@ -12844,7 +12833,7 @@
           <w:color w:val="0F1115"/>
           <w:lang w:eastAsia="ru-RU"/>
         </w:rPr>
-        <w:t>Таблица </w:t>
+        <w:t xml:space="preserve">Таблица </w:t>
       </w:r>
       <w:r>
         <w:rPr>
@@ -13321,7 +13310,7 @@
           <w:color w:val="0F1115"/>
           <w:lang w:eastAsia="ru-RU"/>
         </w:rPr>
-        <w:t>Таблица </w:t>
+        <w:t xml:space="preserve">Таблица </w:t>
       </w:r>
       <w:r>
         <w:rPr>
@@ -14359,8 +14348,7 @@
           <w:color w:val="0F1115"/>
           <w:lang w:eastAsia="ru-RU"/>
         </w:rPr>
-        <w:lastRenderedPageBreak/>
-        <w:t>В таблице </w:t>
+        <w:t xml:space="preserve">В таблице </w:t>
       </w:r>
       <w:r>
         <w:rPr>
@@ -14379,7 +14367,7 @@
           <w:color w:val="0F1115"/>
           <w:lang w:eastAsia="ru-RU"/>
         </w:rPr>
-        <w:t> транзитивные зависимости:</w:t>
+        <w:t xml:space="preserve"> транзитивные зависимости:</w:t>
       </w:r>
     </w:p>
     <w:p>
@@ -14413,7 +14401,7 @@
           <w:color w:val="0F1115"/>
           <w:lang w:eastAsia="ru-RU"/>
         </w:rPr>
-        <w:t> (категория зависит от товара)</w:t>
+        <w:t xml:space="preserve"> (категория зависит от товара)</w:t>
       </w:r>
     </w:p>
     <w:p>
@@ -14447,7 +14435,7 @@
           <w:color w:val="0F1115"/>
           <w:lang w:eastAsia="ru-RU"/>
         </w:rPr>
-        <w:t> (производитель зависит от товара)</w:t>
+        <w:t xml:space="preserve"> (производитель зависит от товара)</w:t>
       </w:r>
     </w:p>
     <w:p>
@@ -14481,7 +14469,7 @@
           <w:color w:val="0F1115"/>
           <w:lang w:eastAsia="ru-RU"/>
         </w:rPr>
-        <w:t> (страна зависит от производителя)</w:t>
+        <w:t xml:space="preserve"> (страна зависит от производителя)</w:t>
       </w:r>
     </w:p>
     <w:p>
@@ -14515,7 +14503,7 @@
           <w:color w:val="0F1115"/>
           <w:lang w:eastAsia="ru-RU"/>
         </w:rPr>
-        <w:t> (телефон зависит от клиента)</w:t>
+        <w:t xml:space="preserve"> (телефон зависит от клиента)</w:t>
       </w:r>
     </w:p>
     <w:p>
@@ -14536,7 +14524,7 @@
           <w:color w:val="0F1115"/>
           <w:lang w:eastAsia="ru-RU"/>
         </w:rPr>
-        <w:t>Таблица </w:t>
+        <w:t xml:space="preserve">Таблица </w:t>
       </w:r>
       <w:r>
         <w:rPr>
@@ -14910,7 +14898,7 @@
           <w:color w:val="0F1115"/>
           <w:lang w:eastAsia="ru-RU"/>
         </w:rPr>
-        <w:t>Таблица </w:t>
+        <w:t xml:space="preserve">Таблица </w:t>
       </w:r>
       <w:r>
         <w:rPr>
@@ -15284,7 +15272,7 @@
           <w:color w:val="0F1115"/>
           <w:lang w:eastAsia="ru-RU"/>
         </w:rPr>
-        <w:t>Таблица </w:t>
+        <w:t xml:space="preserve">Таблица </w:t>
       </w:r>
       <w:r>
         <w:rPr>
@@ -16031,7 +16019,7 @@
           <w:color w:val="0F1115"/>
           <w:lang w:eastAsia="ru-RU"/>
         </w:rPr>
-        <w:t>Таблица </w:t>
+        <w:t xml:space="preserve">Таблица </w:t>
       </w:r>
       <w:r>
         <w:rPr>
@@ -16302,7 +16290,7 @@
           <w:color w:val="0F1115"/>
           <w:lang w:eastAsia="ru-RU"/>
         </w:rPr>
-        <w:t>Таблица </w:t>
+        <w:t xml:space="preserve">Таблица </w:t>
       </w:r>
       <w:r>
         <w:rPr>
@@ -16378,7 +16366,6 @@
                 <w:szCs w:val="23"/>
                 <w:lang w:eastAsia="ru-RU"/>
               </w:rPr>
-              <w:lastRenderedPageBreak/>
               <w:t>manufacturer_id</w:t>
             </w:r>
           </w:p>
@@ -16677,7 +16664,7 @@
           <w:color w:val="0F1115"/>
           <w:lang w:eastAsia="ru-RU"/>
         </w:rPr>
-        <w:t>Таблица </w:t>
+        <w:t xml:space="preserve">Таблица </w:t>
       </w:r>
       <w:r>
         <w:rPr>
@@ -17160,7 +17147,7 @@
           <w:color w:val="0F1115"/>
           <w:lang w:eastAsia="ru-RU"/>
         </w:rPr>
-        <w:t> 6 таблиц вместо одной. Данные не дублируются, аномалии устранены.</w:t>
+        <w:t xml:space="preserve"> 6 таблиц вместо одной. Данные не дублируются, аномалии устранены.</w:t>
       </w:r>
     </w:p>
     <w:p>
@@ -17926,7 +17913,6 @@
                 <w:szCs w:val="23"/>
                 <w:lang w:eastAsia="ru-RU"/>
               </w:rPr>
-              <w:lastRenderedPageBreak/>
               <w:t>Аналитические отчёты</w:t>
             </w:r>
           </w:p>
@@ -17992,7 +17978,7 @@
           <w:color w:val="0F1115"/>
           <w:lang w:eastAsia="ru-RU"/>
         </w:rPr>
-        <w:t> нормализация — не самоцель, а инструмент. Иногда лучше оставить денормализацию.</w:t>
+        <w:t xml:space="preserve"> нормализация — не самоцель, а инструмент. Иногда лучше оставить денормализацию.</w:t>
       </w:r>
     </w:p>
     <w:p>
@@ -18008,9 +17994,6 @@
           <w:rFonts w:ascii="Times New Roman" w:eastAsia="Times New Roman" w:hAnsi="Times New Roman" w:cs="Times New Roman"/>
           <w:lang w:eastAsia="ru-RU"/>
         </w:rPr>
-        <w:pict w14:anchorId="53FCFEE0">
-          <v:rect id="_x0000_i1026" style="width:0;height:.75pt" o:hralign="center" o:hrstd="t" o:hr="t" fillcolor="#a0a0a0" stroked="f"/>
-        </w:pict>
       </w:r>
     </w:p>
     <w:p>
@@ -18107,7 +18090,7 @@
           <w:color w:val="0F1115"/>
           <w:lang w:eastAsia="ru-RU"/>
         </w:rPr>
-        <w:t> Создайте БД </w:t>
+        <w:t xml:space="preserve"> Создайте БД </w:t>
       </w:r>
       <w:r>
         <w:rPr>
@@ -18383,38 +18366,6 @@
           <w:color w:val="0F1115"/>
           <w:lang w:eastAsia="ru-RU"/>
         </w:rPr>
-        <w:drawing>
-          <wp:inline xmlns:a="http://schemas.openxmlformats.org/drawingml/2006/main" xmlns:pic="http://schemas.openxmlformats.org/drawingml/2006/picture">
-            <wp:extent cx="5940000" cy="3687290"/>
-            <wp:docPr id="1" name="Picture 1"/>
-            <wp:cNvGraphicFramePr>
-              <a:graphicFrameLocks noChangeAspect="1"/>
-            </wp:cNvGraphicFramePr>
-            <a:graphic>
-              <a:graphicData uri="http://schemas.openxmlformats.org/drawingml/2006/picture">
-                <pic:pic>
-                  <pic:nvPicPr>
-                    <pic:cNvPr id="0" name="1.1.png"/>
-                    <pic:cNvPicPr/>
-                  </pic:nvPicPr>
-                  <pic:blipFill>
-                    <a:blip r:embed="rId12"/>
-                    <a:stretch>
-                      <a:fillRect/>
-                    </a:stretch>
-                  </pic:blipFill>
-                  <pic:spPr>
-                    <a:xfrm>
-                      <a:off x="0" y="0"/>
-                      <a:ext cx="5940000" cy="3687290"/>
-                    </a:xfrm>
-                    <a:prstGeom prst="rect"/>
-                  </pic:spPr>
-                </pic:pic>
-              </a:graphicData>
-            </a:graphic>
-          </wp:inline>
-        </w:drawing>
       </w:r>
     </w:p>
     <w:p>
@@ -18443,7 +18394,7 @@
           <w:color w:val="0F1115"/>
           <w:lang w:eastAsia="ru-RU"/>
         </w:rPr>
-        <w:t> Подключитесь к БД</w:t>
+        <w:t xml:space="preserve"> Подключитесь к БД</w:t>
       </w:r>
     </w:p>
     <w:p>
@@ -18708,38 +18659,6 @@
           <w:color w:val="0F1115"/>
           <w:lang w:eastAsia="ru-RU"/>
         </w:rPr>
-        <w:drawing>
-          <wp:inline xmlns:a="http://schemas.openxmlformats.org/drawingml/2006/main" xmlns:pic="http://schemas.openxmlformats.org/drawingml/2006/picture">
-            <wp:extent cx="5940000" cy="3687290"/>
-            <wp:docPr id="2" name="Picture 2"/>
-            <wp:cNvGraphicFramePr>
-              <a:graphicFrameLocks noChangeAspect="1"/>
-            </wp:cNvGraphicFramePr>
-            <a:graphic>
-              <a:graphicData uri="http://schemas.openxmlformats.org/drawingml/2006/picture">
-                <pic:pic>
-                  <pic:nvPicPr>
-                    <pic:cNvPr id="0" name="1.2.png"/>
-                    <pic:cNvPicPr/>
-                  </pic:nvPicPr>
-                  <pic:blipFill>
-                    <a:blip r:embed="rId13"/>
-                    <a:stretch>
-                      <a:fillRect/>
-                    </a:stretch>
-                  </pic:blipFill>
-                  <pic:spPr>
-                    <a:xfrm>
-                      <a:off x="0" y="0"/>
-                      <a:ext cx="5940000" cy="3687290"/>
-                    </a:xfrm>
-                    <a:prstGeom prst="rect"/>
-                  </pic:spPr>
-                </pic:pic>
-              </a:graphicData>
-            </a:graphic>
-          </wp:inline>
-        </w:drawing>
       </w:r>
     </w:p>
     <w:p>
@@ -18767,7 +18686,6 @@
           <w:szCs w:val="30"/>
           <w:lang w:eastAsia="ru-RU"/>
         </w:rPr>
-        <w:lastRenderedPageBreak/>
         <w:t>ЗАДАНИЕ 2: 1НФ (5 минут)</w:t>
       </w:r>
     </w:p>
@@ -18797,7 +18715,7 @@
           <w:color w:val="0F1115"/>
           <w:lang w:eastAsia="ru-RU"/>
         </w:rPr>
-        <w:t> Дана таблица:</w:t>
+        <w:t xml:space="preserve"> Дана таблица:</w:t>
       </w:r>
     </w:p>
     <w:tbl>
@@ -20208,38 +20126,6 @@
           <w:color w:val="0F1115"/>
           <w:lang w:eastAsia="ru-RU"/>
         </w:rPr>
-        <w:drawing>
-          <wp:inline xmlns:a="http://schemas.openxmlformats.org/drawingml/2006/main" xmlns:pic="http://schemas.openxmlformats.org/drawingml/2006/picture">
-            <wp:extent cx="5940000" cy="3687290"/>
-            <wp:docPr id="3" name="Picture 3"/>
-            <wp:cNvGraphicFramePr>
-              <a:graphicFrameLocks noChangeAspect="1"/>
-            </wp:cNvGraphicFramePr>
-            <a:graphic>
-              <a:graphicData uri="http://schemas.openxmlformats.org/drawingml/2006/picture">
-                <pic:pic>
-                  <pic:nvPicPr>
-                    <pic:cNvPr id="0" name="2.1.png"/>
-                    <pic:cNvPicPr/>
-                  </pic:nvPicPr>
-                  <pic:blipFill>
-                    <a:blip r:embed="rId14"/>
-                    <a:stretch>
-                      <a:fillRect/>
-                    </a:stretch>
-                  </pic:blipFill>
-                  <pic:spPr>
-                    <a:xfrm>
-                      <a:off x="0" y="0"/>
-                      <a:ext cx="5940000" cy="3687290"/>
-                    </a:xfrm>
-                    <a:prstGeom prst="rect"/>
-                  </pic:spPr>
-                </pic:pic>
-              </a:graphicData>
-            </a:graphic>
-          </wp:inline>
-        </w:drawing>
       </w:r>
     </w:p>
     <w:p>
@@ -20296,7 +20182,7 @@
           <w:color w:val="0F1115"/>
           <w:lang w:eastAsia="ru-RU"/>
         </w:rPr>
-        <w:t> Дана таблица:</w:t>
+        <w:t xml:space="preserve"> Дана таблица:</w:t>
       </w:r>
     </w:p>
     <w:tbl>
@@ -22038,7 +21924,6 @@
           <w:color w:val="0F1115"/>
           <w:lang w:eastAsia="ru-RU"/>
         </w:rPr>
-        <w:lastRenderedPageBreak/>
         <w:t>📸</w:t>
       </w:r>
       <w:r>
@@ -22068,38 +21953,6 @@
           <w:color w:val="0F1115"/>
           <w:lang w:eastAsia="ru-RU"/>
         </w:rPr>
-        <w:drawing>
-          <wp:inline xmlns:a="http://schemas.openxmlformats.org/drawingml/2006/main" xmlns:pic="http://schemas.openxmlformats.org/drawingml/2006/picture">
-            <wp:extent cx="5940000" cy="3687290"/>
-            <wp:docPr id="4" name="Picture 4"/>
-            <wp:cNvGraphicFramePr>
-              <a:graphicFrameLocks noChangeAspect="1"/>
-            </wp:cNvGraphicFramePr>
-            <a:graphic>
-              <a:graphicData uri="http://schemas.openxmlformats.org/drawingml/2006/picture">
-                <pic:pic>
-                  <pic:nvPicPr>
-                    <pic:cNvPr id="0" name="3.1.png"/>
-                    <pic:cNvPicPr/>
-                  </pic:nvPicPr>
-                  <pic:blipFill>
-                    <a:blip r:embed="rId15"/>
-                    <a:stretch>
-                      <a:fillRect/>
-                    </a:stretch>
-                  </pic:blipFill>
-                  <pic:spPr>
-                    <a:xfrm>
-                      <a:off x="0" y="0"/>
-                      <a:ext cx="5940000" cy="3687290"/>
-                    </a:xfrm>
-                    <a:prstGeom prst="rect"/>
-                  </pic:spPr>
-                </pic:pic>
-              </a:graphicData>
-            </a:graphic>
-          </wp:inline>
-        </w:drawing>
       </w:r>
     </w:p>
     <w:p>
@@ -22156,7 +22009,7 @@
           <w:color w:val="0F1115"/>
           <w:lang w:eastAsia="ru-RU"/>
         </w:rPr>
-        <w:t> Дана таблица:</w:t>
+        <w:t xml:space="preserve"> Дана таблица:</w:t>
       </w:r>
     </w:p>
     <w:tbl>
@@ -23722,38 +23575,6 @@
           <w:color w:val="0F1115"/>
           <w:lang w:eastAsia="ru-RU"/>
         </w:rPr>
-        <w:drawing>
-          <wp:inline xmlns:a="http://schemas.openxmlformats.org/drawingml/2006/main" xmlns:pic="http://schemas.openxmlformats.org/drawingml/2006/picture">
-            <wp:extent cx="5940000" cy="3687290"/>
-            <wp:docPr id="5" name="Picture 5"/>
-            <wp:cNvGraphicFramePr>
-              <a:graphicFrameLocks noChangeAspect="1"/>
-            </wp:cNvGraphicFramePr>
-            <a:graphic>
-              <a:graphicData uri="http://schemas.openxmlformats.org/drawingml/2006/picture">
-                <pic:pic>
-                  <pic:nvPicPr>
-                    <pic:cNvPr id="0" name="4.1.png"/>
-                    <pic:cNvPicPr/>
-                  </pic:nvPicPr>
-                  <pic:blipFill>
-                    <a:blip r:embed="rId16"/>
-                    <a:stretch>
-                      <a:fillRect/>
-                    </a:stretch>
-                  </pic:blipFill>
-                  <pic:spPr>
-                    <a:xfrm>
-                      <a:off x="0" y="0"/>
-                      <a:ext cx="5940000" cy="3687290"/>
-                    </a:xfrm>
-                    <a:prstGeom prst="rect"/>
-                  </pic:spPr>
-                </pic:pic>
-              </a:graphicData>
-            </a:graphic>
-          </wp:inline>
-        </w:drawing>
       </w:r>
     </w:p>
     <w:p>
@@ -23782,7 +23603,7 @@
           <w:color w:val="0F1115"/>
           <w:lang w:eastAsia="ru-RU"/>
         </w:rPr>
-        <w:t> Дана таблица:</w:t>
+        <w:t xml:space="preserve"> Дана таблица:</w:t>
       </w:r>
     </w:p>
     <w:tbl>
@@ -24445,7 +24266,6 @@
           <w:szCs w:val="18"/>
           <w:lang w:eastAsia="ru-RU"/>
         </w:rPr>
-        <w:lastRenderedPageBreak/>
         <w:t>sql</w:t>
       </w:r>
     </w:p>
@@ -25390,38 +25210,6 @@
           <w:color w:val="0F1115"/>
           <w:lang w:eastAsia="ru-RU"/>
         </w:rPr>
-        <w:drawing>
-          <wp:inline xmlns:a="http://schemas.openxmlformats.org/drawingml/2006/main" xmlns:pic="http://schemas.openxmlformats.org/drawingml/2006/picture">
-            <wp:extent cx="5940000" cy="3687290"/>
-            <wp:docPr id="6" name="Picture 6"/>
-            <wp:cNvGraphicFramePr>
-              <a:graphicFrameLocks noChangeAspect="1"/>
-            </wp:cNvGraphicFramePr>
-            <a:graphic>
-              <a:graphicData uri="http://schemas.openxmlformats.org/drawingml/2006/picture">
-                <pic:pic>
-                  <pic:nvPicPr>
-                    <pic:cNvPr id="0" name="4.2.png"/>
-                    <pic:cNvPicPr/>
-                  </pic:nvPicPr>
-                  <pic:blipFill>
-                    <a:blip r:embed="rId17"/>
-                    <a:stretch>
-                      <a:fillRect/>
-                    </a:stretch>
-                  </pic:blipFill>
-                  <pic:spPr>
-                    <a:xfrm>
-                      <a:off x="0" y="0"/>
-                      <a:ext cx="5940000" cy="3687290"/>
-                    </a:xfrm>
-                    <a:prstGeom prst="rect"/>
-                  </pic:spPr>
-                </pic:pic>
-              </a:graphicData>
-            </a:graphic>
-          </wp:inline>
-        </w:drawing>
       </w:r>
     </w:p>
     <w:p>
@@ -25478,7 +25266,7 @@
           <w:color w:val="0F1115"/>
           <w:lang w:eastAsia="ru-RU"/>
         </w:rPr>
-        <w:t> Дана таблица:</w:t>
+        <w:t xml:space="preserve"> Дана таблица:</w:t>
       </w:r>
     </w:p>
     <w:tbl>
@@ -29385,38 +29173,6 @@
           <w:color w:val="0F1115"/>
           <w:lang w:eastAsia="ru-RU"/>
         </w:rPr>
-        <w:drawing>
-          <wp:inline xmlns:a="http://schemas.openxmlformats.org/drawingml/2006/main" xmlns:pic="http://schemas.openxmlformats.org/drawingml/2006/picture">
-            <wp:extent cx="5940000" cy="3687290"/>
-            <wp:docPr id="7" name="Picture 7"/>
-            <wp:cNvGraphicFramePr>
-              <a:graphicFrameLocks noChangeAspect="1"/>
-            </wp:cNvGraphicFramePr>
-            <a:graphic>
-              <a:graphicData uri="http://schemas.openxmlformats.org/drawingml/2006/picture">
-                <pic:pic>
-                  <pic:nvPicPr>
-                    <pic:cNvPr id="0" name="5.1.png"/>
-                    <pic:cNvPicPr/>
-                  </pic:nvPicPr>
-                  <pic:blipFill>
-                    <a:blip r:embed="rId18"/>
-                    <a:stretch>
-                      <a:fillRect/>
-                    </a:stretch>
-                  </pic:blipFill>
-                  <pic:spPr>
-                    <a:xfrm>
-                      <a:off x="0" y="0"/>
-                      <a:ext cx="5940000" cy="3687290"/>
-                    </a:xfrm>
-                    <a:prstGeom prst="rect"/>
-                  </pic:spPr>
-                </pic:pic>
-              </a:graphicData>
-            </a:graphic>
-          </wp:inline>
-        </w:drawing>
       </w:r>
     </w:p>
     <w:p>
@@ -29445,7 +29201,7 @@
           <w:color w:val="0F1115"/>
           <w:lang w:eastAsia="ru-RU"/>
         </w:rPr>
-        <w:t> Проверьте нормализацию:</w:t>
+        <w:t xml:space="preserve"> Проверьте нормализацию:</w:t>
       </w:r>
     </w:p>
     <w:tbl>
@@ -29501,7 +29257,6 @@
                 <w:szCs w:val="23"/>
                 <w:lang w:eastAsia="ru-RU"/>
               </w:rPr>
-              <w:lastRenderedPageBreak/>
               <w:t>Таблица</w:t>
             </w:r>
           </w:p>
@@ -30498,7 +30253,7 @@
           <w:color w:val="0F1115"/>
           <w:lang w:eastAsia="ru-RU"/>
         </w:rPr>
-        <w:t> Дана таблица:</w:t>
+        <w:t xml:space="preserve"> Дана таблица:</w:t>
       </w:r>
     </w:p>
     <w:tbl>
@@ -31758,38 +31513,6 @@
           <w:color w:val="0F1115"/>
           <w:lang w:eastAsia="ru-RU"/>
         </w:rPr>
-        <w:drawing>
-          <wp:inline xmlns:a="http://schemas.openxmlformats.org/drawingml/2006/main" xmlns:pic="http://schemas.openxmlformats.org/drawingml/2006/picture">
-            <wp:extent cx="5940000" cy="3687290"/>
-            <wp:docPr id="8" name="Picture 8"/>
-            <wp:cNvGraphicFramePr>
-              <a:graphicFrameLocks noChangeAspect="1"/>
-            </wp:cNvGraphicFramePr>
-            <a:graphic>
-              <a:graphicData uri="http://schemas.openxmlformats.org/drawingml/2006/picture">
-                <pic:pic>
-                  <pic:nvPicPr>
-                    <pic:cNvPr id="0" name="6.1.1.png"/>
-                    <pic:cNvPicPr/>
-                  </pic:nvPicPr>
-                  <pic:blipFill>
-                    <a:blip r:embed="rId19"/>
-                    <a:stretch>
-                      <a:fillRect/>
-                    </a:stretch>
-                  </pic:blipFill>
-                  <pic:spPr>
-                    <a:xfrm>
-                      <a:off x="0" y="0"/>
-                      <a:ext cx="5940000" cy="3687290"/>
-                    </a:xfrm>
-                    <a:prstGeom prst="rect"/>
-                  </pic:spPr>
-                </pic:pic>
-              </a:graphicData>
-            </a:graphic>
-          </wp:inline>
-        </w:drawing>
       </w:r>
     </w:p>
     <w:p>
@@ -31842,7 +31565,7 @@
           <w:color w:val="0F1115"/>
           <w:lang w:eastAsia="ru-RU"/>
         </w:rPr>
-        <w:t> Дана таблица:</w:t>
+        <w:t xml:space="preserve"> Дана таблица:</w:t>
       </w:r>
     </w:p>
     <w:tbl>
@@ -31899,7 +31622,6 @@
                 <w:szCs w:val="23"/>
                 <w:lang w:eastAsia="ru-RU"/>
               </w:rPr>
-              <w:lastRenderedPageBreak/>
               <w:t>order_id</w:t>
             </w:r>
           </w:p>
@@ -34048,38 +33770,6 @@
           <w:color w:val="0F1115"/>
           <w:lang w:eastAsia="ru-RU"/>
         </w:rPr>
-        <w:drawing>
-          <wp:inline xmlns:a="http://schemas.openxmlformats.org/drawingml/2006/main" xmlns:pic="http://schemas.openxmlformats.org/drawingml/2006/picture">
-            <wp:extent cx="5940000" cy="3687290"/>
-            <wp:docPr id="9" name="Picture 9"/>
-            <wp:cNvGraphicFramePr>
-              <a:graphicFrameLocks noChangeAspect="1"/>
-            </wp:cNvGraphicFramePr>
-            <a:graphic>
-              <a:graphicData uri="http://schemas.openxmlformats.org/drawingml/2006/picture">
-                <pic:pic>
-                  <pic:nvPicPr>
-                    <pic:cNvPr id="0" name="6.2.1.png"/>
-                    <pic:cNvPicPr/>
-                  </pic:nvPicPr>
-                  <pic:blipFill>
-                    <a:blip r:embed="rId20"/>
-                    <a:stretch>
-                      <a:fillRect/>
-                    </a:stretch>
-                  </pic:blipFill>
-                  <pic:spPr>
-                    <a:xfrm>
-                      <a:off x="0" y="0"/>
-                      <a:ext cx="5940000" cy="3687290"/>
-                    </a:xfrm>
-                    <a:prstGeom prst="rect"/>
-                  </pic:spPr>
-                </pic:pic>
-              </a:graphicData>
-            </a:graphic>
-          </wp:inline>
-        </w:drawing>
       </w:r>
     </w:p>
     <w:p>
@@ -34132,7 +33822,7 @@
           <w:color w:val="0F1115"/>
           <w:lang w:eastAsia="ru-RU"/>
         </w:rPr>
-        <w:t> Дана таблица:</w:t>
+        <w:t xml:space="preserve"> Дана таблица:</w:t>
       </w:r>
     </w:p>
     <w:tbl>
@@ -35538,7 +35228,6 @@
           <w:color w:val="0F1115"/>
           <w:lang w:eastAsia="ru-RU"/>
         </w:rPr>
-        <w:lastRenderedPageBreak/>
         <w:t>Приведите к 3НФ:</w:t>
       </w:r>
     </w:p>
@@ -37755,38 +37444,6 @@
           <w:color w:val="0F1115"/>
           <w:lang w:eastAsia="ru-RU"/>
         </w:rPr>
-        <w:drawing>
-          <wp:inline xmlns:a="http://schemas.openxmlformats.org/drawingml/2006/main" xmlns:pic="http://schemas.openxmlformats.org/drawingml/2006/picture">
-            <wp:extent cx="5940000" cy="3687290"/>
-            <wp:docPr id="10" name="Picture 10"/>
-            <wp:cNvGraphicFramePr>
-              <a:graphicFrameLocks noChangeAspect="1"/>
-            </wp:cNvGraphicFramePr>
-            <a:graphic>
-              <a:graphicData uri="http://schemas.openxmlformats.org/drawingml/2006/picture">
-                <pic:pic>
-                  <pic:nvPicPr>
-                    <pic:cNvPr id="0" name="6.3.1.png"/>
-                    <pic:cNvPicPr/>
-                  </pic:nvPicPr>
-                  <pic:blipFill>
-                    <a:blip r:embed="rId21"/>
-                    <a:stretch>
-                      <a:fillRect/>
-                    </a:stretch>
-                  </pic:blipFill>
-                  <pic:spPr>
-                    <a:xfrm>
-                      <a:off x="0" y="0"/>
-                      <a:ext cx="5940000" cy="3687290"/>
-                    </a:xfrm>
-                    <a:prstGeom prst="rect"/>
-                  </pic:spPr>
-                </pic:pic>
-              </a:graphicData>
-            </a:graphic>
-          </wp:inline>
-        </w:drawing>
       </w:r>
     </w:p>
     <w:p>
@@ -37843,7 +37500,7 @@
           <w:color w:val="0F1115"/>
           <w:lang w:eastAsia="ru-RU"/>
         </w:rPr>
-        <w:t> Придумайте свою таблицу с нарушениями нормализации и приведите её к 3НФ.</w:t>
+        <w:t xml:space="preserve"> Придумайте свою таблицу с нарушениями нормализации и приведите её к 3НФ.</w:t>
       </w:r>
     </w:p>
     <w:p>
@@ -40106,38 +39763,6 @@
           <w:color w:val="0F1115"/>
           <w:lang w:eastAsia="ru-RU"/>
         </w:rPr>
-        <w:drawing>
-          <wp:inline xmlns:a="http://schemas.openxmlformats.org/drawingml/2006/main" xmlns:pic="http://schemas.openxmlformats.org/drawingml/2006/picture">
-            <wp:extent cx="5940000" cy="3687290"/>
-            <wp:docPr id="11" name="Picture 11"/>
-            <wp:cNvGraphicFramePr>
-              <a:graphicFrameLocks noChangeAspect="1"/>
-            </wp:cNvGraphicFramePr>
-            <a:graphic>
-              <a:graphicData uri="http://schemas.openxmlformats.org/drawingml/2006/picture">
-                <pic:pic>
-                  <pic:nvPicPr>
-                    <pic:cNvPr id="0" name="7.1.png"/>
-                    <pic:cNvPicPr/>
-                  </pic:nvPicPr>
-                  <pic:blipFill>
-                    <a:blip r:embed="rId22"/>
-                    <a:stretch>
-                      <a:fillRect/>
-                    </a:stretch>
-                  </pic:blipFill>
-                  <pic:spPr>
-                    <a:xfrm>
-                      <a:off x="0" y="0"/>
-                      <a:ext cx="5940000" cy="3687290"/>
-                    </a:xfrm>
-                    <a:prstGeom prst="rect"/>
-                  </pic:spPr>
-                </pic:pic>
-              </a:graphicData>
-            </a:graphic>
-          </wp:inline>
-        </w:drawing>
       </w:r>
     </w:p>
     <w:p>
@@ -40419,7 +40044,6 @@
           <w:color w:val="0F1115"/>
           <w:lang w:eastAsia="ru-RU"/>
         </w:rPr>
-        <w:lastRenderedPageBreak/>
         <w:t>6. Что такое транзитивная зависимость?</w:t>
       </w:r>
     </w:p>
@@ -41888,7 +41512,6 @@
                 <w:szCs w:val="23"/>
                 <w:lang w:eastAsia="ru-RU"/>
               </w:rPr>
-              <w:lastRenderedPageBreak/>
               <w:t>№</w:t>
             </w:r>
           </w:p>
@@ -43287,6 +42910,9 @@
                 <w:lang w:eastAsia="ru-RU"/>
               </w:rPr>
             </w:pPr>
+            <w:r>
+              <w:t>2</w:t>
+            </w:r>
           </w:p>
         </w:tc>
       </w:tr>
@@ -43412,6 +43038,9 @@
                 <w:lang w:eastAsia="ru-RU"/>
               </w:rPr>
             </w:pPr>
+            <w:r>
+              <w:t>2</w:t>
+            </w:r>
           </w:p>
         </w:tc>
       </w:tr>
@@ -43537,6 +43166,9 @@
                 <w:lang w:eastAsia="ru-RU"/>
               </w:rPr>
             </w:pPr>
+            <w:r>
+              <w:t>2</w:t>
+            </w:r>
           </w:p>
         </w:tc>
       </w:tr>
@@ -43570,7 +43202,6 @@
                 <w:szCs w:val="23"/>
                 <w:lang w:eastAsia="ru-RU"/>
               </w:rPr>
-              <w:lastRenderedPageBreak/>
               <w:t>4</w:t>
             </w:r>
           </w:p>
@@ -43663,6 +43294,9 @@
                 <w:lang w:eastAsia="ru-RU"/>
               </w:rPr>
             </w:pPr>
+            <w:r>
+              <w:t>2</w:t>
+            </w:r>
           </w:p>
         </w:tc>
       </w:tr>
@@ -43788,6 +43422,9 @@
                 <w:lang w:eastAsia="ru-RU"/>
               </w:rPr>
             </w:pPr>
+            <w:r>
+              <w:t>2</w:t>
+            </w:r>
           </w:p>
         </w:tc>
       </w:tr>
@@ -43913,6 +43550,9 @@
                 <w:lang w:eastAsia="ru-RU"/>
               </w:rPr>
             </w:pPr>
+            <w:r>
+              <w:t>2</w:t>
+            </w:r>
           </w:p>
         </w:tc>
       </w:tr>
@@ -44038,6 +43678,9 @@
                 <w:lang w:eastAsia="ru-RU"/>
               </w:rPr>
             </w:pPr>
+            <w:r>
+              <w:t>2</w:t>
+            </w:r>
           </w:p>
         </w:tc>
       </w:tr>
@@ -44163,6 +43806,9 @@
                 <w:lang w:eastAsia="ru-RU"/>
               </w:rPr>
             </w:pPr>
+            <w:r>
+              <w:t>2</w:t>
+            </w:r>
           </w:p>
         </w:tc>
       </w:tr>
@@ -44288,6 +43934,9 @@
                 <w:lang w:eastAsia="ru-RU"/>
               </w:rPr>
             </w:pPr>
+            <w:r>
+              <w:t>2</w:t>
+            </w:r>
           </w:p>
         </w:tc>
       </w:tr>
@@ -44413,6 +44062,9 @@
                 <w:lang w:eastAsia="ru-RU"/>
               </w:rPr>
             </w:pPr>
+            <w:r>
+              <w:t>2</w:t>
+            </w:r>
           </w:p>
         </w:tc>
       </w:tr>
@@ -44533,6 +44185,9 @@
                 <w:lang w:eastAsia="ru-RU"/>
               </w:rPr>
             </w:pPr>
+            <w:r>
+              <w:t>20</w:t>
+            </w:r>
           </w:p>
         </w:tc>
       </w:tr>
@@ -44745,7 +44400,7 @@
           <w:color w:val="0F1115"/>
           <w:lang w:eastAsia="ru-RU"/>
         </w:rPr>
-        <w:t> </w:t>
+        <w:t xml:space="preserve"> </w:t>
       </w:r>
       <w:r>
         <w:rPr>
@@ -45396,7 +45051,6 @@
           <w:szCs w:val="18"/>
           <w:lang w:eastAsia="ru-RU"/>
         </w:rPr>
-        <w:lastRenderedPageBreak/>
         <w:t>bash</w:t>
       </w:r>
     </w:p>
@@ -46904,7 +46558,7 @@
           <w:color w:val="0F1115"/>
           <w:lang w:eastAsia="ru-RU"/>
         </w:rPr>
-        <w:t>Тема: «Построение ER-диаграммы в </w:t>
+        <w:t xml:space="preserve">Тема: «Построение ER-диаграммы в </w:t>
       </w:r>
       <w:hyperlink r:id="rId7" w:tgtFrame="_blank" w:history="1">
         <w:r>
@@ -46991,7 +46645,6 @@
           <w:color w:val="0F1115"/>
           <w:lang w:eastAsia="ru-RU"/>
         </w:rPr>
-        <w:lastRenderedPageBreak/>
         <w:t>Нормализовать 3 таблицы</w:t>
       </w:r>
     </w:p>
@@ -48336,7 +47989,6 @@
           <w:szCs w:val="33"/>
           <w:lang w:eastAsia="ru-RU"/>
         </w:rPr>
-        <w:lastRenderedPageBreak/>
         <w:t>✅</w:t>
       </w:r>
       <w:r>
@@ -49518,7 +49170,7 @@
           <w:color w:val="0F1115"/>
           <w:lang w:eastAsia="ru-RU"/>
         </w:rPr>
-        <w:t> _________________</w:t>
+        <w:t xml:space="preserve"> _________________</w:t>
       </w:r>
       <w:r>
         <w:rPr>
@@ -49544,7 +49196,7 @@
           <w:color w:val="0F1115"/>
           <w:lang w:eastAsia="ru-RU"/>
         </w:rPr>
-        <w:t> _________________</w:t>
+        <w:t xml:space="preserve"> _________________</w:t>
       </w:r>
       <w:r>
         <w:rPr>
@@ -49570,7 +49222,7 @@
           <w:color w:val="0F1115"/>
           <w:lang w:eastAsia="ru-RU"/>
         </w:rPr>
-        <w:t> «___» __________ 2026 г.</w:t>
+        <w:t xml:space="preserve"> «___» __________ 2026 г.</w:t>
       </w:r>
     </w:p>
     <w:p>
@@ -49633,7 +49285,7 @@
           <w:color w:val="0F1115"/>
           <w:lang w:eastAsia="ru-RU"/>
         </w:rPr>
-        <w:t>Официальная документация PostgreSQL 18: </w:t>
+        <w:t xml:space="preserve">Официальная документация PostgreSQL 18: </w:t>
       </w:r>
       <w:hyperlink r:id="rId8" w:tgtFrame="_blank" w:history="1">
         <w:r>
@@ -49691,7 +49343,7 @@
           <w:color w:val="0F1115"/>
           <w:lang w:eastAsia="ru-RU"/>
         </w:rPr>
-        <w:t>Электронный тренажёр «Упражнения по SQL»: </w:t>
+        <w:t xml:space="preserve">Электронный тренажёр «Упражнения по SQL»: </w:t>
       </w:r>
       <w:hyperlink r:id="rId9" w:tgtFrame="_blank" w:history="1">
         <w:r>
@@ -49789,7 +49441,7 @@
           <w:color w:val="0F1115"/>
           <w:lang w:eastAsia="ru-RU"/>
         </w:rPr>
-        <w:t> _________________ / _______________</w:t>
+        <w:t xml:space="preserve"> _________________ / _______________</w:t>
       </w:r>
       <w:r>
         <w:rPr>
@@ -49815,7 +49467,7 @@
           <w:color w:val="0F1115"/>
           <w:lang w:eastAsia="ru-RU"/>
         </w:rPr>
-        <w:t> «___» __________ 2026 г.</w:t>
+        <w:t xml:space="preserve"> «___» __________ 2026 г.</w:t>
       </w:r>
     </w:p>
     <w:p/>
